--- a/templates/openagreements-cc-by-4.0/openagreements-founder-separation-cap-table-update-instructions/template.docx
+++ b/templates/openagreements-cc-by-4.0/openagreements-founder-separation-cap-table-update-instructions/template.docx
@@ -49,18 +49,6 @@
       </w:r>
       <w:r>
         <w:t xml:space="preserve"> (the "Founder"). You are directed to record that repurchase in the Company's formal corporate records as set forth below.</w:t>
-      </w:r>
-    </w:p>
-    <w:p>
-      <w:pPr>
-        <w:pStyle w:val="OABody"/>
-      </w:pPr>
-      <w:r>
-        <w:rPr>
-          <w:i/>
-          <w:iCs/>
-        </w:rPr>
-        <w:t xml:space="preserve">Note: Under Section 224 of the Delaware General Corporation Law the stock ledger, together with the Company's books of account and minute books, is the formal record of the Company's stock ownership; under Section 159 shares are personal property transferable on the Company's books. Under Section 160(b) of the Delaware General Corporation Law, shares that the Company reacquires are not automatically retired — they remain issued shares held by the Company (treasury shares) unless and until they are retired and restored to the status of authorized but unissued shares. Retirement of shares is a BOARD act under Section 243(a), so the disposition stated in these instructions must match the disposition the Board resolved (in this pack, in the Founder Separation Board Written Consent) — these instructions record and implement that election; they do not make it. This is a records-keeping instruction and is not a substitute for the underlying repurchase authorization; consult counsel where a cash buyback of vested shares, Section 160 surplus, Section 174 director liability, 409A / fair-market-value, or QSBS questions are implicated.</w:t>
       </w:r>
     </w:p>
     <w:p>
@@ -452,7 +440,7 @@
         <w:t xml:space="preserve">[Number and class of repurchased shares to be recorded as cancelled or transferred (for example, "500,000 shares of Common Stock")]</w:t>
       </w:r>
       <w:r>
-        <w:t xml:space="preserve"> from the Founder, cancelling the corresponding entry standing in the Founder's name and recording the disposition of those shares as stated in these instructions. Consistent with Section 159 of the Delaware General Corporation Law (shares are transferable on the books of the Company) and Section 224 of the Delaware General Corporation Law (the stock ledger and related books are the Company's formal records), the updated stock ledger should reconcile to the number of shares outstanding after giving effect to the repurchase. You are further directed to record the same change in the Company's cap-table system, </w:t>
+        <w:t xml:space="preserve"> from the Founder, cancelling the corresponding entry standing in the Founder's name and recording the disposition of those shares as stated in these instructions. The updated stock ledger must reconcile to the number of shares outstanding after giving effect to the repurchase. You are further directed to record the same change in the Company's cap-table system, </w:t>
       </w:r>
       <w:r>
         <w:rPr>
@@ -535,7 +523,7 @@
         <w:spacing w:before="0" w:after="120" w:line="340" w:lineRule="auto"/>
       </w:pPr>
       <w:r>
-        <w:t xml:space="preserve">Record the disposition of the repurchased shares using the applicable option below (selected disposition: </w:t>
+        <w:t xml:space="preserve">Record only the disposition approved by the Board of Directors and identified as </w:t>
       </w:r>
       <w:r>
         <w:rPr>
@@ -546,7 +534,7 @@
         <w:t xml:space="preserve">[How the repurchased shares are to be treated — cancelled and retired to authorized-but-unissued, or held as treasury shares]</w:t>
       </w:r>
       <w:r>
-        <w:t xml:space="preserve">), which must match the disposition resolved by the Board of Directors — Section 160(b) of the Delaware General Corporation Law confirms that repurchased shares are not automatically retired, and Section 243(a) makes the retirement of shares a board act, so these instructions implement the Board's election rather than make it. These options are mutually exclusive — follow only the one that applies.</w:t>
+        <w:t xml:space="preserve">, using the corresponding instruction below.</w:t>
       </w:r>
     </w:p>
     <w:p>
@@ -566,7 +554,7 @@
         <w:t xml:space="preserve">Option A — Cancelled and retired.</w:t>
       </w:r>
       <w:r>
-        <w:t xml:space="preserve"> You are directed to record the repurchased shares as cancelled and retired, as resolved by the Board of Directors pursuant to Section 243 of the Delaware General Corporation Law. The stock ledger and cap table should reflect that these shares have been restored to the status of authorized but unissued shares, are no longer issued and outstanding, and are available for future issuance.</w:t>
+        <w:t xml:space="preserve"> You are directed to record the repurchased shares as cancelled and retired, as resolved by the Board of Directors. The stock ledger and cap table should reflect that these shares have been restored to the status of authorized but unissued shares, are no longer issued and outstanding, and are available for future issuance.</w:t>
       </w:r>
     </w:p>
     <w:p>
@@ -586,7 +574,7 @@
         <w:t xml:space="preserve">Option B — Held as treasury.</w:t>
       </w:r>
       <w:r>
-        <w:t xml:space="preserve"> You are directed to record the repurchased shares as held in treasury, as resolved by the Board of Directors. Consistent with Section 160(b) of the Delaware General Corporation Law, the repurchased shares are not retired but remain issued shares held by the Company as treasury shares, and the stock ledger and cap table should reflect that these shares are issued but not outstanding and carry no voting rights and are not entitled to receive dividends while so held.</w:t>
+        <w:t xml:space="preserve"> You are directed to record the repurchased shares as held in treasury, as resolved by the Board of Directors. The stock ledger and cap table should reflect that these shares are issued but not outstanding and carry no voting rights and are not entitled to receive dividends while so held.</w:t>
       </w:r>
     </w:p>
     <w:p>

--- a/templates/openagreements-cc-by-4.0/openagreements-founder-separation-cap-table-update-instructions/template.docx
+++ b/templates/openagreements-cc-by-4.0/openagreements-founder-separation-cap-table-update-instructions/template.docx
@@ -1400,169 +1400,79 @@
 
 <file path=word/header1.xml><?xml version="1.0" encoding="utf-8"?>
 <w:hdr xmlns:w="http://schemas.openxmlformats.org/wordprocessingml/2006/main" xmlns:r="http://schemas.openxmlformats.org/officeDocument/2006/relationships">
-  <w:tbl>
-    <w:tblPr>
-      <w:tblW w:w="10080" w:type="dxa"/>
-      <w:tblBorders>
-        <w:top w:val="none" w:sz="0" w:space="0" w:color="auto"/>
-        <w:left w:val="none" w:sz="0" w:space="0" w:color="auto"/>
+  <w:p>
+    <w:pPr>
+      <w:pBdr>
         <w:bottom w:val="single" w:sz="8" w:space="0" w:color="107087"/>
-        <w:right w:val="none" w:sz="0" w:space="0" w:color="auto"/>
-        <w:insideH w:val="none" w:sz="0" w:space="0" w:color="auto"/>
-        <w:insideV w:val="none" w:sz="0" w:space="0" w:color="auto"/>
-      </w:tblBorders>
-      <w:tblLayout w:type="fixed"/>
-    </w:tblPr>
-    <w:tblGrid>
-      <w:gridCol w:w="10080"/>
-    </w:tblGrid>
-    <w:tr>
-      <w:tc>
-        <w:tcPr>
-          <w:tcW w:w="10080" w:type="dxa"/>
-          <w:tcBorders>
-            <w:bottom w:val="single" w:sz="8" w:space="0" w:color="107087"/>
-          </w:tcBorders>
-          <w:tcMar>
-            <w:top w:w="0" w:type="dxa"/>
-            <w:left w:w="0" w:type="dxa"/>
-            <w:bottom w:w="40" w:type="dxa"/>
-            <w:right w:w="0" w:type="dxa"/>
-          </w:tcMar>
-        </w:tcPr>
-        <w:p>
-          <w:pPr>
-            <w:spacing w:after="0"/>
-            <w:jc w:val="right"/>
-          </w:pPr>
-          <w:r>
-            <w:rPr>
-              <w:rFonts w:ascii="Arial" w:hAnsi="Arial" w:cs="Arial"/>
-              <w:b/>
-              <w:bCs/>
-              <w:caps/>
-              <w:color w:val="107087"/>
-              <w:sz w:val="18"/>
-              <w:szCs w:val="18"/>
-            </w:rPr>
-            <w:t xml:space="preserve">Key Terms</w:t>
-          </w:r>
-        </w:p>
-      </w:tc>
-    </w:tr>
-  </w:tbl>
+      </w:pBdr>
+      <w:spacing w:after="0"/>
+      <w:jc w:val="right"/>
+    </w:pPr>
+    <w:r>
+      <w:rPr>
+        <w:rFonts w:ascii="Arial" w:hAnsi="Arial" w:cs="Arial"/>
+        <w:b/>
+        <w:bCs/>
+        <w:caps/>
+        <w:color w:val="107087"/>
+        <w:sz w:val="18"/>
+        <w:szCs w:val="18"/>
+      </w:rPr>
+      <w:t xml:space="preserve">Key Terms</w:t>
+    </w:r>
+  </w:p>
 </w:hdr>
 </file>
 
 <file path=word/header2.xml><?xml version="1.0" encoding="utf-8"?>
 <w:hdr xmlns:w="http://schemas.openxmlformats.org/wordprocessingml/2006/main" xmlns:r="http://schemas.openxmlformats.org/officeDocument/2006/relationships">
-  <w:tbl>
-    <w:tblPr>
-      <w:tblW w:w="10080" w:type="dxa"/>
-      <w:tblBorders>
-        <w:top w:val="none" w:sz="0" w:space="0" w:color="auto"/>
-        <w:left w:val="none" w:sz="0" w:space="0" w:color="auto"/>
+  <w:p>
+    <w:pPr>
+      <w:pBdr>
         <w:bottom w:val="single" w:sz="8" w:space="0" w:color="107087"/>
-        <w:right w:val="none" w:sz="0" w:space="0" w:color="auto"/>
-        <w:insideH w:val="none" w:sz="0" w:space="0" w:color="auto"/>
-        <w:insideV w:val="none" w:sz="0" w:space="0" w:color="auto"/>
-      </w:tblBorders>
-      <w:tblLayout w:type="fixed"/>
-    </w:tblPr>
-    <w:tblGrid>
-      <w:gridCol w:w="10080"/>
-    </w:tblGrid>
-    <w:tr>
-      <w:tc>
-        <w:tcPr>
-          <w:tcW w:w="10080" w:type="dxa"/>
-          <w:tcBorders>
-            <w:bottom w:val="single" w:sz="8" w:space="0" w:color="107087"/>
-          </w:tcBorders>
-          <w:tcMar>
-            <w:top w:w="0" w:type="dxa"/>
-            <w:left w:w="0" w:type="dxa"/>
-            <w:bottom w:w="40" w:type="dxa"/>
-            <w:right w:w="0" w:type="dxa"/>
-          </w:tcMar>
-        </w:tcPr>
-        <w:p>
-          <w:pPr>
-            <w:spacing w:after="0"/>
-            <w:jc w:val="right"/>
-          </w:pPr>
-          <w:r>
-            <w:rPr>
-              <w:rFonts w:ascii="Arial" w:hAnsi="Arial" w:cs="Arial"/>
-              <w:b/>
-              <w:bCs/>
-              <w:caps/>
-              <w:color w:val="107087"/>
-              <w:sz w:val="18"/>
-              <w:szCs w:val="18"/>
-            </w:rPr>
-            <w:t xml:space="preserve">Instructions</w:t>
-          </w:r>
-        </w:p>
-      </w:tc>
-    </w:tr>
-  </w:tbl>
+      </w:pBdr>
+      <w:spacing w:after="0"/>
+      <w:jc w:val="right"/>
+    </w:pPr>
+    <w:r>
+      <w:rPr>
+        <w:rFonts w:ascii="Arial" w:hAnsi="Arial" w:cs="Arial"/>
+        <w:b/>
+        <w:bCs/>
+        <w:caps/>
+        <w:color w:val="107087"/>
+        <w:sz w:val="18"/>
+        <w:szCs w:val="18"/>
+      </w:rPr>
+      <w:t xml:space="preserve">Instructions</w:t>
+    </w:r>
+  </w:p>
 </w:hdr>
 </file>
 
 <file path=word/header3.xml><?xml version="1.0" encoding="utf-8"?>
 <w:hdr xmlns:w="http://schemas.openxmlformats.org/wordprocessingml/2006/main" xmlns:r="http://schemas.openxmlformats.org/officeDocument/2006/relationships">
-  <w:tbl>
-    <w:tblPr>
-      <w:tblW w:w="10080" w:type="dxa"/>
-      <w:tblBorders>
-        <w:top w:val="none" w:sz="0" w:space="0" w:color="auto"/>
-        <w:left w:val="none" w:sz="0" w:space="0" w:color="auto"/>
+  <w:p>
+    <w:pPr>
+      <w:pBdr>
         <w:bottom w:val="single" w:sz="8" w:space="0" w:color="107087"/>
-        <w:right w:val="none" w:sz="0" w:space="0" w:color="auto"/>
-        <w:insideH w:val="none" w:sz="0" w:space="0" w:color="auto"/>
-        <w:insideV w:val="none" w:sz="0" w:space="0" w:color="auto"/>
-      </w:tblBorders>
-      <w:tblLayout w:type="fixed"/>
-    </w:tblPr>
-    <w:tblGrid>
-      <w:gridCol w:w="10080"/>
-    </w:tblGrid>
-    <w:tr>
-      <w:tc>
-        <w:tcPr>
-          <w:tcW w:w="10080" w:type="dxa"/>
-          <w:tcBorders>
-            <w:bottom w:val="single" w:sz="8" w:space="0" w:color="107087"/>
-          </w:tcBorders>
-          <w:tcMar>
-            <w:top w:w="0" w:type="dxa"/>
-            <w:left w:w="0" w:type="dxa"/>
-            <w:bottom w:w="40" w:type="dxa"/>
-            <w:right w:w="0" w:type="dxa"/>
-          </w:tcMar>
-        </w:tcPr>
-        <w:p>
-          <w:pPr>
-            <w:spacing w:after="0"/>
-            <w:jc w:val="right"/>
-          </w:pPr>
-          <w:r>
-            <w:rPr>
-              <w:rFonts w:ascii="Arial" w:hAnsi="Arial" w:cs="Arial"/>
-              <w:b/>
-              <w:bCs/>
-              <w:caps/>
-              <w:color w:val="107087"/>
-              <w:sz w:val="18"/>
-              <w:szCs w:val="18"/>
-            </w:rPr>
-            <w:t xml:space="preserve">Signature Page</w:t>
-          </w:r>
-        </w:p>
-      </w:tc>
-    </w:tr>
-  </w:tbl>
+      </w:pBdr>
+      <w:spacing w:after="0"/>
+      <w:jc w:val="right"/>
+    </w:pPr>
+    <w:r>
+      <w:rPr>
+        <w:rFonts w:ascii="Arial" w:hAnsi="Arial" w:cs="Arial"/>
+        <w:b/>
+        <w:bCs/>
+        <w:caps/>
+        <w:color w:val="107087"/>
+        <w:sz w:val="18"/>
+        <w:szCs w:val="18"/>
+      </w:rPr>
+      <w:t xml:space="preserve">Signature Page</w:t>
+    </w:r>
+  </w:p>
 </w:hdr>
 </file>
 

--- a/templates/openagreements-cc-by-4.0/openagreements-founder-separation-cap-table-update-instructions/template.docx
+++ b/templates/openagreements-cc-by-4.0/openagreements-founder-separation-cap-table-update-instructions/template.docx
@@ -516,11 +516,8 @@
     <w:p>
       <w:pPr>
         <w:pStyle w:val="OABody"/>
-        <w:numPr>
-          <w:ilvl w:val="1"/>
-          <w:numId w:val="1"/>
-        </w:numPr>
         <w:spacing w:before="0" w:after="120" w:line="340" w:lineRule="auto"/>
+        <w:ind w:left="720"/>
       </w:pPr>
       <w:r>
         <w:t xml:space="preserve">Record only the disposition approved by the Board of Directors and identified as </w:t>
@@ -540,41 +537,59 @@
     <w:p>
       <w:pPr>
         <w:pStyle w:val="OABody"/>
+        <w:keepNext/>
         <w:numPr>
-          <w:ilvl w:val="1"/>
+          <w:ilvl w:val="0"/>
           <w:numId w:val="1"/>
         </w:numPr>
-        <w:spacing w:before="0" w:after="120" w:line="340" w:lineRule="auto"/>
+        <w:spacing w:before="320" w:after="120" w:line="340" w:lineRule="auto"/>
+        <w:jc w:val="left"/>
       </w:pPr>
       <w:r>
         <w:rPr>
-          <w:i/>
-          <w:iCs/>
+          <w:b/>
+          <w:bCs/>
         </w:rPr>
-        <w:t xml:space="preserve">Option A — Cancelled and retired.</w:t>
-      </w:r>
-      <w:r>
-        <w:t xml:space="preserve"> You are directed to record the repurchased shares as cancelled and retired, as resolved by the Board of Directors. The stock ledger and cap table should reflect that these shares have been restored to the status of authorized but unissued shares, are no longer issued and outstanding, and are available for future issuance.</w:t>
+        <w:t xml:space="preserve">Record the Shares as Cancelled and Retired</w:t>
       </w:r>
     </w:p>
     <w:p>
       <w:pPr>
         <w:pStyle w:val="OABody"/>
+        <w:spacing w:before="0" w:after="120" w:line="340" w:lineRule="auto"/>
+        <w:ind w:left="720"/>
+      </w:pPr>
+      <w:r>
+        <w:t xml:space="preserve">You are directed to record the repurchased shares as cancelled and retired, as resolved by the Board of Directors. The stock ledger and cap table should reflect that these shares have been restored to the status of authorized but unissued shares, are no longer issued and outstanding, and are available for future issuance.</w:t>
+      </w:r>
+    </w:p>
+    <w:p>
+      <w:pPr>
+        <w:pStyle w:val="OABody"/>
+        <w:keepNext/>
         <w:numPr>
-          <w:ilvl w:val="1"/>
+          <w:ilvl w:val="0"/>
           <w:numId w:val="1"/>
         </w:numPr>
+        <w:spacing w:before="320" w:after="120" w:line="340" w:lineRule="auto"/>
+        <w:jc w:val="left"/>
+      </w:pPr>
+      <w:r>
+        <w:rPr>
+          <w:b/>
+          <w:bCs/>
+        </w:rPr>
+        <w:t xml:space="preserve">Record the Shares as Held in Treasury</w:t>
+      </w:r>
+    </w:p>
+    <w:p>
+      <w:pPr>
+        <w:pStyle w:val="OABody"/>
         <w:spacing w:before="0" w:after="120" w:line="340" w:lineRule="auto"/>
-      </w:pPr>
-      <w:r>
-        <w:rPr>
-          <w:i/>
-          <w:iCs/>
-        </w:rPr>
-        <w:t xml:space="preserve">Option B — Held as treasury.</w:t>
-      </w:r>
-      <w:r>
-        <w:t xml:space="preserve"> You are directed to record the repurchased shares as held in treasury, as resolved by the Board of Directors. The stock ledger and cap table should reflect that these shares are issued but not outstanding and carry no voting rights and are not entitled to receive dividends while so held.</w:t>
+        <w:ind w:left="720"/>
+      </w:pPr>
+      <w:r>
+        <w:t xml:space="preserve">You are directed to record the repurchased shares as held in treasury, as resolved by the Board of Directors. The stock ledger and cap table should reflect that these shares are issued but not outstanding and carry no voting rights and are not entitled to receive dividends while so held.</w:t>
       </w:r>
     </w:p>
     <w:p>

--- a/templates/openagreements-cc-by-4.0/openagreements-founder-separation-cap-table-update-instructions/template.docx
+++ b/templates/openagreements-cc-by-4.0/openagreements-founder-separation-cap-table-update-instructions/template.docx
@@ -516,8 +516,11 @@
     <w:p>
       <w:pPr>
         <w:pStyle w:val="OABody"/>
+        <w:numPr>
+          <w:ilvl w:val="1"/>
+          <w:numId w:val="1"/>
+        </w:numPr>
         <w:spacing w:before="0" w:after="120" w:line="340" w:lineRule="auto"/>
-        <w:ind w:left="720"/>
       </w:pPr>
       <w:r>
         <w:t xml:space="preserve">Record only the disposition approved by the Board of Directors and identified as </w:t>
@@ -537,59 +540,41 @@
     <w:p>
       <w:pPr>
         <w:pStyle w:val="OABody"/>
-        <w:keepNext/>
         <w:numPr>
-          <w:ilvl w:val="0"/>
+          <w:ilvl w:val="1"/>
           <w:numId w:val="1"/>
         </w:numPr>
-        <w:spacing w:before="320" w:after="120" w:line="340" w:lineRule="auto"/>
-        <w:jc w:val="left"/>
+        <w:spacing w:before="0" w:after="120" w:line="340" w:lineRule="auto"/>
       </w:pPr>
       <w:r>
         <w:rPr>
-          <w:b/>
-          <w:bCs/>
+          <w:i/>
+          <w:iCs/>
         </w:rPr>
-        <w:t xml:space="preserve">Record the Shares as Cancelled and Retired</w:t>
+        <w:t xml:space="preserve">Option A — Cancelled and retired.</w:t>
+      </w:r>
+      <w:r>
+        <w:t xml:space="preserve"> You are directed to record the repurchased shares as cancelled and retired, as resolved by the Board of Directors. The stock ledger and cap table should reflect that these shares have been restored to the status of authorized but unissued shares, are no longer issued and outstanding, and are available for future issuance.</w:t>
       </w:r>
     </w:p>
     <w:p>
       <w:pPr>
         <w:pStyle w:val="OABody"/>
-        <w:spacing w:before="0" w:after="120" w:line="340" w:lineRule="auto"/>
-        <w:ind w:left="720"/>
-      </w:pPr>
-      <w:r>
-        <w:t xml:space="preserve">You are directed to record the repurchased shares as cancelled and retired, as resolved by the Board of Directors. The stock ledger and cap table should reflect that these shares have been restored to the status of authorized but unissued shares, are no longer issued and outstanding, and are available for future issuance.</w:t>
-      </w:r>
-    </w:p>
-    <w:p>
-      <w:pPr>
-        <w:pStyle w:val="OABody"/>
-        <w:keepNext/>
         <w:numPr>
-          <w:ilvl w:val="0"/>
+          <w:ilvl w:val="1"/>
           <w:numId w:val="1"/>
         </w:numPr>
-        <w:spacing w:before="320" w:after="120" w:line="340" w:lineRule="auto"/>
-        <w:jc w:val="left"/>
+        <w:spacing w:before="0" w:after="120" w:line="340" w:lineRule="auto"/>
       </w:pPr>
       <w:r>
         <w:rPr>
-          <w:b/>
-          <w:bCs/>
+          <w:i/>
+          <w:iCs/>
         </w:rPr>
-        <w:t xml:space="preserve">Record the Shares as Held in Treasury</w:t>
-      </w:r>
-    </w:p>
-    <w:p>
-      <w:pPr>
-        <w:pStyle w:val="OABody"/>
-        <w:spacing w:before="0" w:after="120" w:line="340" w:lineRule="auto"/>
-        <w:ind w:left="720"/>
-      </w:pPr>
-      <w:r>
-        <w:t xml:space="preserve">You are directed to record the repurchased shares as held in treasury, as resolved by the Board of Directors. The stock ledger and cap table should reflect that these shares are issued but not outstanding and carry no voting rights and are not entitled to receive dividends while so held.</w:t>
+        <w:t xml:space="preserve">Option B — Held as treasury.</w:t>
+      </w:r>
+      <w:r>
+        <w:t xml:space="preserve"> You are directed to record the repurchased shares as held in treasury, as resolved by the Board of Directors. The stock ledger and cap table should reflect that these shares are issued but not outstanding and carry no voting rights and are not entitled to receive dividends while so held.</w:t>
       </w:r>
     </w:p>
     <w:p>
